--- a/ML_BPD-ASD/BOKI_results.docx
+++ b/ML_BPD-ASD/BOKI_results.docx
@@ -7,13 +7,7 @@
         <w:pStyle w:val="Title"/>
       </w:pPr>
       <w:r>
-        <w:t xml:space="preserve">BOKI</w:t>
-      </w:r>
-      <w:r>
-        <w:t xml:space="preserve"> </w:t>
-      </w:r>
-      <w:r>
-        <w:t xml:space="preserve">results</w:t>
+        <w:t xml:space="preserve">BOKI results</w:t>
       </w:r>
     </w:p>
     <w:p>
@@ -21,19 +15,7 @@
         <w:pStyle w:val="Author"/>
       </w:pPr>
       <w:r>
-        <w:t xml:space="preserve">I</w:t>
-      </w:r>
-      <w:r>
-        <w:t xml:space="preserve"> </w:t>
-      </w:r>
-      <w:r>
-        <w:t xml:space="preserve">S</w:t>
-      </w:r>
-      <w:r>
-        <w:t xml:space="preserve"> </w:t>
-      </w:r>
-      <w:r>
-        <w:t xml:space="preserve">Plank</w:t>
+        <w:t xml:space="preserve">I S Plank</w:t>
       </w:r>
     </w:p>
     <w:p>
@@ -41,7 +23,7 @@
         <w:pStyle w:val="Date"/>
       </w:pPr>
       <w:r>
-        <w:t xml:space="preserve">2025-10-17</w:t>
+        <w:t xml:space="preserve">2026-02-16</w:t>
       </w:r>
     </w:p>
     <w:bookmarkStart w:id="24" w:name="results"/>
@@ -310,7 +292,7 @@
         <w:t xml:space="preserve"> </w:t>
       </w:r>
       <w:r>
-        <w:t xml:space="preserve">model performed best, with a balanced accuracy of 76.7%, weighing sensitivity and specificity equally, which were 67.6% and 85.7%, respectively. The other base models performing above chance were the</w:t>
+        <w:t xml:space="preserve">model performed best, with a balanced accuracy of 76.7% [39.8, 100], weighing sensitivity and specificity equally, which were 67.6% and 85.7%, respectively, and a precision of 79.3%. The other base models performing above chance were the</w:t>
       </w:r>
       <w:r>
         <w:t xml:space="preserve"> </w:t>
@@ -326,7 +308,7 @@
         <w:t xml:space="preserve"> </w:t>
       </w:r>
       <w:r>
-        <w:t xml:space="preserve">model with a balanced accuracy of 70.4% (64.7% sensitivity; 76.2% specificity), followed by the</w:t>
+        <w:t xml:space="preserve">model with a balanced accuracy of 70.4% [36.6, 96.1] (64.7% sensitivity; 76.2% specificity; 68.8% precision), followed by the</w:t>
       </w:r>
       <w:r>
         <w:t xml:space="preserve"> </w:t>
@@ -342,7 +324,7 @@
         <w:t xml:space="preserve"> </w:t>
       </w:r>
       <w:r>
-        <w:t xml:space="preserve">model with 68.7% (58.8% sensitivity; 78.6% specificity) and the</w:t>
+        <w:t xml:space="preserve">model with 68.7% [38.3, 100] (58.8% sensitivity; 78.6% specificity; 69% precision) and the</w:t>
       </w:r>
       <w:r>
         <w:t xml:space="preserve"> </w:t>
@@ -358,7 +340,7 @@
         <w:t xml:space="preserve"> </w:t>
       </w:r>
       <w:r>
-        <w:t xml:space="preserve">model with 68% (76.5% sensitivity; 59.5% specificity). The stacking model outperformed all base models, although the difference between the stacking model and the</w:t>
+        <w:t xml:space="preserve">model with 68% [30.9, 100] (76.5% sensitivity; 59.5% specificity; 60.5% precision). The stacking model outperformed all base models, although the difference between the stacking model and the</w:t>
       </w:r>
       <w:r>
         <w:t xml:space="preserve"> </w:t>
@@ -374,7 +356,7 @@
         <w:t xml:space="preserve"> </w:t>
       </w:r>
       <w:r>
-        <w:t xml:space="preserve">model was not significant (see [!T]). The stacking model achieved a balanced accuracy of 81.7% (70.6% sensitivity; 92.9% specificity; see Figure [!X]), meaning that only two interaction partners from BPD-involved interactions were misclassified as ASD-involved and ten were misclassified as BPD-involved despite being ASD-involved. The other 64 interaction partners were classified correctly by the stacking model (see Figure [!X]). For performance parameters and FDR-corrected</w:t>
+        <w:t xml:space="preserve">model was not significant (see [!T]). The stacking model achieved a balanced accuracy of 81.7% [37.5, 100] (70.6% sensitivity; 92.9% specificity; 88.9% precision; see Figure [!X]), meaning that only two interaction partners from BPD-involved interactions were misclassified as ASD-involved and ten were misclassified as BPD-involved despite being ASD-involved. The other 64 interaction partners were classified correctly by the stacking model (see Figure [!X]). For performance parameters and FDR-corrected</w:t>
       </w:r>
       <w:r>
         <w:t xml:space="preserve"> </w:t>
@@ -524,7 +506,7 @@
         <w:t xml:space="preserve"> </w:t>
       </w:r>
       <w:r>
-        <w:t xml:space="preserve">model achieved the highest balanced accuracy, specifically 74.9% (79.4% sensitivity; 70.5% specificity), closely followed by the</w:t>
+        <w:t xml:space="preserve">model achieved the highest balanced accuracy, specifically 74.9% (79.4% sensitivity; 70.5% specificity; 67.5% precision), closely followed by the</w:t>
       </w:r>
       <w:r>
         <w:t xml:space="preserve"> </w:t>
@@ -540,7 +522,7 @@
         <w:t xml:space="preserve"> </w:t>
       </w:r>
       <w:r>
-        <w:t xml:space="preserve">model with 71.3% balanced accuracy (67.6% sensitivity; 75% specificity). The stacking model had a significantly higher balanced accuracy of 80.6% (79.4% sensitivity; 81.8% specificity). Here, seven ASD-involved interactions were misclassified as non-clinical, while zero non-clinical interactions were mistaken as ASD-involved interactions. The rest of the interaction partners, 63 in total, were classified accurately. The stacking did not perform significantly better than the best base model (</w:t>
+        <w:t xml:space="preserve">model with 71.3% balanced accuracy (67.6% sensitivity; 75% specificity; 67.6% precision). The stacking model had a significantly higher balanced accuracy of 80.6% (79.4% sensitivity; 81.8% specificity; 77.1% precision). Here, seven ASD-involved interactions were misclassified as non-clinical, while zero non-clinical interactions were mistaken as ASD-involved interactions. The rest of the interaction partners, 63 in total, were classified accurately. The stacking did not perform significantly better than the best base model (</w:t>
       </w:r>
       <w:r>
         <w:rPr>
@@ -1034,7 +1016,7 @@
         <w:t xml:space="preserve"> </w:t>
       </w:r>
       <w:r>
-        <w:t xml:space="preserve">model which achieved a balanced accuracy of 63.9%, followed by the</w:t>
+        <w:t xml:space="preserve">model which achieved a balanced accuracy of 63.9% [41.7, 82.3], followed by the</w:t>
       </w:r>
       <w:r>
         <w:t xml:space="preserve"> </w:t>
@@ -1050,7 +1032,7 @@
         <w:t xml:space="preserve"> </w:t>
       </w:r>
       <w:r>
-        <w:t xml:space="preserve">model which reached 60.8% balanced accuracy. The stacking model performed comparable to those two base models with 63.2% balanced accuracy, while outperforming all other base models (see [!T]). The confusion matrix of the stacking model revealed that many of BPD-involved and non-clinical interactions were misclassified as ASD-involved, 47.6% and NaN% respectively, while ASD-involved interactions were detected accurately in 61.8% of the cases, possibly reflecting our focus on ASD associated features.</w:t>
+        <w:t xml:space="preserve">model which reached 60.8% [43.8, 78.1] balanced accuracy. The stacking model performed comparable to those two base models with 63.2% [42.9, 81.2] balanced accuracy, while outperforming all other base models (see [!T]). The confusion matrix of the stacking model revealed that many of BPD-involved and non-clinical interactions were misclassified as ASD-involved, 47.6% and NaN% respectively, while ASD-involved interactions were detected accurately in 61.8% of the cases, possibly reflecting our focus on ASD associated features.</w:t>
       </w:r>
     </w:p>
     <w:tbl>
@@ -1821,7 +1803,7 @@
   </w:style>
   <w:style w:styleId="Subtitle" w:type="paragraph">
     <w:name w:val="Subtitle"/>
-    <w:basedOn w:val="Normal"/>
+    <w:basedOn w:val="Title"/>
     <w:next w:val="BodyText"/>
     <w:link w:val="SubtitleChar"/>
     <w:uiPriority w:val="11"/>
@@ -1834,7 +1816,6 @@
     </w:pPr>
     <w:rPr>
       <w:rFonts w:cstheme="majorBidi" w:eastAsiaTheme="majorEastAsia"/>
-      <w:color w:themeColor="text1" w:themeTint="A6" w:val="595959"/>
       <w:spacing w:val="15"/>
       <w:sz w:val="28"/>
       <w:szCs w:val="28"/>
@@ -1887,7 +1868,6 @@
     </w:pPr>
     <w:rPr>
       <w:b/>
-      <w:color w:val="345A8A"/>
       <w:sz w:val="20"/>
       <w:szCs w:val="20"/>
     </w:rPr>
